--- a/data/ai_paras/AI_para_128.docx
+++ b/data/ai_paras/AI_para_128.docx
@@ -4,7 +4,7 @@
   <w:body>
     <w:p>
       <w:r>
-        <w:t>The unique qualities of dogs have long established them as ideal companions for humans. Their unwavering loyalty forms the foundation of the strong bonds they share with their owners, as they consistently demonstrate an ability to recognize and respond to human emotions. This emotional attunement not only fosters a deep connection but also provides significant emotional support, reducing feelings of loneliness and isolation. Additionally, the companionship of dogs brings numerous health benefits, encouraging physical activity and positively impacting mental well-being. By examining these aspects—loyalty, emotional support, and health benefits—it becomes clear why dogs hold an esteemed status in human lives as beloved pets and companions.</w:t>
+        <w:t>Research findings consistently indicate that dog owners experience lower levels of depression and anxiety, reinforcing the positive mental health impacts of canine companionship. This correlation between dog ownership and improved mental health is primarily attributed to the supportive presence dogs provide, which can lead to decreased stress and heightened emotional resilience (Ref-u012738). The routine interactions and affectionate behavior of dogs contribute to a comforting environment, mitigating feelings of loneliness and fostering a sense of security. Additionally, the physical presence of dogs has been shown to elevate mood and encourage social interactions, further enhancing mental well-being (Ref-u012738). As a result, the companionship of dogs serves as a natural therapeutic intervention, promoting a healthier psychological state for their owners and substantiating their role as ideal companions.</w:t>
       </w:r>
     </w:p>
     <w:sectPr>
